--- a/GAMA_QA_RestAssured_Retest/REST Assured API Automation Test Report.docx
+++ b/GAMA_QA_RestAssured_Retest/REST Assured API Automation Test Report.docx
@@ -70,17 +70,19 @@
         </w:numPr>
       </w:pPr>
       <w:r>
-        <w:t xml:space="preserve">API Automation Project: </w:t>
-      </w:r>
-      <w:r>
-        <w:rPr>
-          <w:rFonts w:ascii="Segoe UI Emoji" w:hAnsi="Segoe UI Emoji" w:cs="Segoe UI Emoji"/>
-        </w:rPr>
-        <w:t>🟡</w:t>
-      </w:r>
-      <w:r>
-        <w:t xml:space="preserve"> EDIT THIS (Paste your repo link)</w:t>
-      </w:r>
+        <w:t>API Automation Project:</w:t>
+      </w:r>
+      <w:r>
+        <w:t xml:space="preserve"> </w:t>
+      </w:r>
+      <w:hyperlink r:id="rId5" w:history="1">
+        <w:r>
+          <w:rPr>
+            <w:rStyle w:val="Hyperlink"/>
+          </w:rPr>
+          <w:t>ust-sdet-training/SDET at justin_25jun26</w:t>
+        </w:r>
+      </w:hyperlink>
     </w:p>
     <w:p>
       <w:r>
@@ -220,7 +222,7 @@
       <w:r>
         <w:t xml:space="preserve">Base URL: </w:t>
       </w:r>
-      <w:hyperlink r:id="rId5" w:history="1">
+      <w:hyperlink r:id="rId6" w:history="1">
         <w:r>
           <w:rPr>
             <w:rStyle w:val="Hyperlink"/>
@@ -1106,7 +1108,7 @@
                     <pic:cNvPicPr/>
                   </pic:nvPicPr>
                   <pic:blipFill>
-                    <a:blip r:embed="rId6"/>
+                    <a:blip r:embed="rId7"/>
                     <a:stretch>
                       <a:fillRect/>
                     </a:stretch>
@@ -1297,7 +1299,7 @@
                     <pic:cNvPicPr/>
                   </pic:nvPicPr>
                   <pic:blipFill>
-                    <a:blip r:embed="rId7"/>
+                    <a:blip r:embed="rId8"/>
                     <a:stretch>
                       <a:fillRect/>
                     </a:stretch>
@@ -1492,7 +1494,7 @@
                     <pic:cNvPicPr/>
                   </pic:nvPicPr>
                   <pic:blipFill>
-                    <a:blip r:embed="rId8"/>
+                    <a:blip r:embed="rId9"/>
                     <a:stretch>
                       <a:fillRect/>
                     </a:stretch>
@@ -1682,7 +1684,7 @@
                     <pic:cNvPicPr/>
                   </pic:nvPicPr>
                   <pic:blipFill>
-                    <a:blip r:embed="rId9"/>
+                    <a:blip r:embed="rId10"/>
                     <a:stretch>
                       <a:fillRect/>
                     </a:stretch>
@@ -1721,7 +1723,7 @@
                     <pic:cNvPicPr/>
                   </pic:nvPicPr>
                   <pic:blipFill>
-                    <a:blip r:embed="rId10"/>
+                    <a:blip r:embed="rId11"/>
                     <a:stretch>
                       <a:fillRect/>
                     </a:stretch>
@@ -2395,7 +2397,7 @@
                     <pic:cNvPicPr/>
                   </pic:nvPicPr>
                   <pic:blipFill>
-                    <a:blip r:embed="rId11"/>
+                    <a:blip r:embed="rId12"/>
                     <a:stretch>
                       <a:fillRect/>
                     </a:stretch>
@@ -2639,222 +2641,20 @@
         <w:rPr>
           <w:rFonts w:ascii="Segoe UI Emoji" w:hAnsi="Segoe UI Emoji" w:cs="Segoe UI Emoji"/>
         </w:rPr>
-        <w:t>The tests all passed.</w:t>
-      </w:r>
-    </w:p>
-    <w:p/>
-    <w:p/>
-    <w:p/>
-    <w:p/>
-    <w:p/>
-    <w:p/>
-    <w:p/>
-    <w:p/>
-    <w:p/>
-    <w:p>
-      <w:pPr>
-        <w:tabs>
-          <w:tab w:val="left" w:pos="6281"/>
-        </w:tabs>
-      </w:pPr>
-      <w:r>
-        <w:tab/>
-      </w:r>
-    </w:p>
-    <w:p>
-      <w:pPr>
-        <w:tabs>
-          <w:tab w:val="left" w:pos="6281"/>
-        </w:tabs>
-      </w:pPr>
-    </w:p>
-    <w:p>
-      <w:pPr>
-        <w:tabs>
-          <w:tab w:val="left" w:pos="6281"/>
-        </w:tabs>
-      </w:pPr>
-    </w:p>
-    <w:p>
-      <w:pPr>
-        <w:tabs>
-          <w:tab w:val="left" w:pos="6281"/>
-        </w:tabs>
-      </w:pPr>
-    </w:p>
-    <w:p>
-      <w:pPr>
-        <w:tabs>
-          <w:tab w:val="left" w:pos="6281"/>
-        </w:tabs>
-      </w:pPr>
-      <w:r>
-        <w:br/>
-      </w:r>
-      <w:r>
-        <w:t>GET</w:t>
-      </w:r>
-    </w:p>
-    <w:p>
-      <w:pPr>
-        <w:tabs>
-          <w:tab w:val="left" w:pos="6281"/>
-        </w:tabs>
-      </w:pPr>
-      <w:r>
-        <w:t xml:space="preserve">Header: </w:t>
-      </w:r>
-      <w:r>
-        <w:t>application/json</w:t>
-      </w:r>
-    </w:p>
-    <w:p>
-      <w:pPr>
-        <w:tabs>
-          <w:tab w:val="left" w:pos="6281"/>
-        </w:tabs>
-      </w:pPr>
-      <w:r>
-        <w:t>Body: NA</w:t>
-      </w:r>
-    </w:p>
-    <w:p>
-      <w:pPr>
-        <w:tabs>
-          <w:tab w:val="left" w:pos="6281"/>
-        </w:tabs>
-      </w:pPr>
-      <w:r>
-        <w:t xml:space="preserve">Basepage: </w:t>
-      </w:r>
-      <w:hyperlink r:id="rId12" w:history="1">
-        <w:r>
-          <w:rPr>
-            <w:rStyle w:val="Hyperlink"/>
-          </w:rPr>
-          <w:t>https://flightservice-web.easemytrip.com/EmtAppService/AppInitialize/GetCoupons</w:t>
-        </w:r>
-      </w:hyperlink>
-    </w:p>
-    <w:p>
-      <w:pPr>
-        <w:tabs>
-          <w:tab w:val="left" w:pos="6281"/>
-        </w:tabs>
-      </w:pPr>
-      <w:r>
-        <w:t xml:space="preserve">Hotels: </w:t>
-      </w:r>
-      <w:hyperlink r:id="rId13" w:history="1">
-        <w:r>
-          <w:rPr>
-            <w:rStyle w:val="Hyperlink"/>
-          </w:rPr>
-          <w:t>https://www.easemytrip.com/flight-list-banner/hotel-campaign.json?v23</w:t>
-        </w:r>
-      </w:hyperlink>
-    </w:p>
-    <w:p>
-      <w:pPr>
-        <w:tabs>
-          <w:tab w:val="left" w:pos="6281"/>
-        </w:tabs>
-      </w:pPr>
-      <w:hyperlink r:id="rId14" w:tgtFrame="_blank" w:tooltip="https://www.easemytrip.com/offers/offerjson/cab-offers.json" w:history="1">
-        <w:r>
-          <w:rPr>
-            <w:rStyle w:val="Hyperlink"/>
-          </w:rPr>
-          <w:t>https://www.easemytrip.com/offers/offerjson/cab-offers.json</w:t>
-        </w:r>
-      </w:hyperlink>
-      <w:r>
-        <w:t xml:space="preserve"> - GET</w:t>
-      </w:r>
-    </w:p>
-    <w:p>
-      <w:pPr>
-        <w:tabs>
-          <w:tab w:val="left" w:pos="6281"/>
-        </w:tabs>
-      </w:pPr>
-      <w:hyperlink r:id="rId15" w:history="1">
-        <w:r>
-          <w:rPr>
-            <w:rStyle w:val="Hyperlink"/>
-          </w:rPr>
-          <w:t>https://widget.trustpilot.com/trustbox-data/5419b6ffb0d04a076446a9af?businessUnitId=5b0d3b6f03ad270001a45b1c&amp;locale=en-US</w:t>
-        </w:r>
-      </w:hyperlink>
-    </w:p>
-    <w:p>
-      <w:pPr>
-        <w:tabs>
-          <w:tab w:val="left" w:pos="6281"/>
-        </w:tabs>
-      </w:pPr>
-      <w:hyperlink r:id="rId16" w:history="1">
-        <w:r>
-          <w:rPr>
-            <w:rStyle w:val="Hyperlink"/>
-          </w:rPr>
-          <w:t>https://widget.trustpilot.com/trustbox-data/54ad5defc6454f065c28af8b?businessUnitId=5b0d3b6f03ad270001a45b1c&amp;locale=en-US&amp;reviewLanguages=en&amp;reviewStars=5&amp;reviewsPerPage=15</w:t>
-        </w:r>
-      </w:hyperlink>
-    </w:p>
-    <w:p>
-      <w:pPr>
-        <w:tabs>
-          <w:tab w:val="left" w:pos="6281"/>
-        </w:tabs>
-      </w:pPr>
-    </w:p>
-    <w:p>
-      <w:pPr>
-        <w:tabs>
-          <w:tab w:val="left" w:pos="6281"/>
-        </w:tabs>
-      </w:pPr>
-    </w:p>
-    <w:p>
-      <w:pPr>
-        <w:tabs>
-          <w:tab w:val="left" w:pos="6281"/>
-        </w:tabs>
-      </w:pPr>
-    </w:p>
-    <w:p>
-      <w:pPr>
-        <w:tabs>
-          <w:tab w:val="left" w:pos="6281"/>
-        </w:tabs>
-      </w:pPr>
-      <w:r>
-        <w:t xml:space="preserve">POST - </w:t>
-      </w:r>
-      <w:hyperlink r:id="rId17" w:tgtFrame="_blank" w:tooltip="https://mybookings.easemytrip.com/mybooking/updatepersonaldata/" w:history="1">
-        <w:r>
-          <w:rPr>
-            <w:rStyle w:val="Hyperlink"/>
-          </w:rPr>
-          <w:t>https://mybookings.easemytrip.com/Mybooking/UpdatePersonalData/</w:t>
-        </w:r>
-      </w:hyperlink>
-    </w:p>
-    <w:p>
-      <w:pPr>
-        <w:tabs>
-          <w:tab w:val="left" w:pos="6281"/>
-        </w:tabs>
-      </w:pPr>
-      <w:hyperlink r:id="rId18" w:history="1">
-        <w:r>
-          <w:rPr>
-            <w:rStyle w:val="Hyperlink"/>
-          </w:rPr>
-          <w:t>https://www.easemytrip.com/search.aspx/CheckSignIn</w:t>
-        </w:r>
-      </w:hyperlink>
+        <w:t xml:space="preserve">The tests all </w:t>
+      </w:r>
+      <w:r>
+        <w:rPr>
+          <w:rFonts w:ascii="Segoe UI Emoji" w:hAnsi="Segoe UI Emoji" w:cs="Segoe UI Emoji"/>
+        </w:rPr>
+        <w:t xml:space="preserve">successfully </w:t>
+      </w:r>
+      <w:r>
+        <w:rPr>
+          <w:rFonts w:ascii="Segoe UI Emoji" w:hAnsi="Segoe UI Emoji" w:cs="Segoe UI Emoji"/>
+        </w:rPr>
+        <w:t>passed.</w:t>
+      </w:r>
     </w:p>
     <w:p>
       <w:pPr>
